--- a/Documentos/Termo de abertura de projeto.docx
+++ b/Documentos/Termo de abertura de projeto.docx
@@ -617,7 +617,25 @@
           <w14:ligatures w14:val="none"/>
         </w:rPr>
         <w:br/>
-        <w:t>O sistema deve permitir que o usuário adie o horário da medicação por um período de tempo definido.</w:t>
+        <w:t xml:space="preserve">O sistema deve permitir que o usuário adie o horário da medicação por um </w:t>
+      </w:r>
+      <w:r>
+        <w:rPr>
+          <w:rFonts w:eastAsia="Times New Roman" w:cs="Times New Roman"/>
+          <w:kern w:val="0"/>
+          <w:lang w:eastAsia="pt-BR"/>
+          <w14:ligatures w14:val="none"/>
+        </w:rPr>
+        <w:t>período</w:t>
+      </w:r>
+      <w:r>
+        <w:rPr>
+          <w:rFonts w:eastAsia="Times New Roman" w:cs="Times New Roman"/>
+          <w:kern w:val="0"/>
+          <w:lang w:eastAsia="pt-BR"/>
+          <w14:ligatures w14:val="none"/>
+        </w:rPr>
+        <w:t xml:space="preserve"> definido.</w:t>
       </w:r>
     </w:p>
     <w:p>
@@ -765,16 +783,25 @@
           <w14:ligatures w14:val="none"/>
         </w:rPr>
         <w:br/>
-        <w:t xml:space="preserve">O sistema deve permitir que o usuário visualize </w:t>
-      </w:r>
-      <w:r>
-        <w:rPr>
-          <w:rFonts w:eastAsia="Times New Roman" w:cs="Times New Roman"/>
-          <w:kern w:val="0"/>
-          <w:lang w:eastAsia="pt-BR"/>
-          <w14:ligatures w14:val="none"/>
-        </w:rPr>
-        <w:t xml:space="preserve">e cadastre o estoque de medicação, sendo alertado </w:t>
+        <w:t xml:space="preserve">O sistema deve permitir que o usuário </w:t>
+      </w:r>
+      <w:r>
+        <w:rPr>
+          <w:rFonts w:eastAsia="Times New Roman" w:cs="Times New Roman"/>
+          <w:kern w:val="0"/>
+          <w:lang w:eastAsia="pt-BR"/>
+          <w14:ligatures w14:val="none"/>
+        </w:rPr>
+        <w:t>controle</w:t>
+      </w:r>
+      <w:r>
+        <w:rPr>
+          <w:rFonts w:eastAsia="Times New Roman" w:cs="Times New Roman"/>
+          <w:kern w:val="0"/>
+          <w:lang w:eastAsia="pt-BR"/>
+          <w14:ligatures w14:val="none"/>
+        </w:rPr>
+        <w:t xml:space="preserve"> o estoque de medicação, sendo alertado </w:t>
       </w:r>
       <w:r>
         <w:rPr>
